--- a/Alige-Scrum_NguyenThanhTai_De06.docx
+++ b/Alige-Scrum_NguyenThanhTai_De06.docx
@@ -795,8 +795,27 @@
                 <w:rFonts w:ascii="Times New Roman" w:eastAsia="Times New Roman" w:hAnsi="Times New Roman" w:cs="Times New Roman"/>
                 <w:sz w:val="24"/>
                 <w:szCs w:val="24"/>
-              </w:rPr>
-            </w:pPr>
+                <w:lang w:val="en-US"/>
+              </w:rPr>
+            </w:pPr>
+            <w:r>
+              <w:rPr>
+                <w:rFonts w:ascii="Times New Roman" w:eastAsia="Times New Roman" w:hAnsi="Times New Roman" w:cs="Times New Roman"/>
+                <w:sz w:val="24"/>
+                <w:szCs w:val="24"/>
+                <w:lang w:val="en-US"/>
+              </w:rPr>
+              <w:t>Tạo và phân công phi</w:t>
+            </w:r>
+            <w:r>
+              <w:rPr>
+                <w:rFonts w:ascii="Times New Roman" w:eastAsia="Times New Roman" w:hAnsi="Times New Roman" w:cs="Times New Roman"/>
+                <w:sz w:val="24"/>
+                <w:szCs w:val="24"/>
+                <w:lang w:val="en-US"/>
+              </w:rPr>
+              <w:t>ếu công việc</w:t>
+            </w:r>
           </w:p>
         </w:tc>
         <w:tc>
@@ -937,6 +956,14 @@
                 <w:szCs w:val="24"/>
               </w:rPr>
             </w:pPr>
+            <w:r>
+              <w:rPr>
+                <w:rFonts w:ascii="Times New Roman" w:eastAsia="Times New Roman" w:hAnsi="Times New Roman" w:cs="Times New Roman"/>
+                <w:sz w:val="24"/>
+                <w:szCs w:val="24"/>
+              </w:rPr>
+              <w:t>Tự động cập nhật điểm đánh giá sau công việc</w:t>
+            </w:r>
           </w:p>
         </w:tc>
         <w:tc>
